--- a/Brief_Scout_Media_Addendum_2_Community_Strategy.docx
+++ b/Brief_Scout_Media_Addendum_2_Community_Strategy.docx
@@ -101,7 +101,7 @@
           <w:i w:val="0"/>
           <w:sz w:val="22"/>
         </w:rPr>
-        <w:t xml:space="preserve">The original plan framed the Scenic City Scout as a broad "what matters + what to do" local brief. This addendum tests a sharper hypothesis the founder raised: </w:t>
+        <w:t xml:space="preserve">The original plan framed the Scenic City Insider as a broad "what matters + what to do" local brief. This addendum tests a sharper hypothesis the founder raised: </w:t>
       </w:r>
       <w:r>
         <w:rPr>
@@ -116,7 +116,7 @@
           <w:i w:val="0"/>
           <w:sz w:val="22"/>
         </w:rPr>
-        <w:t xml:space="preserve"> — and specifically, that anchoring the Scout to </w:t>
+        <w:t xml:space="preserve"> — and specifically, that anchoring the Insider to </w:t>
       </w:r>
       <w:r>
         <w:rPr>
@@ -2382,7 +2382,7 @@
           <w:b/>
           <w:sz w:val="21"/>
         </w:rPr>
-        <w:t>Reposition the Scout</w:t>
+        <w:t>Reposition the Insider</w:t>
       </w:r>
       <w:r>
         <w:rPr>
@@ -2512,7 +2512,7 @@
           <w:i w:val="0"/>
           <w:sz w:val="22"/>
         </w:rPr>
-        <w:t>Going narrower is the right call. A newsletter that becomes Chattanooga's trusted champion of its independent businesses, makers, and builders will out-engage and out-monetize a broad general brief, because it owns a passionate, convenable, commercially active community that no ad-funded incumbent can authentically serve. The same focus that draws the community also feeds the revenue: members join the cause, the community gathers and buys at events and markets, makers collaborate on products, and a carefully-walled business-partner program adds B2B revenue — all without ever selling a sentence. Guard the trust boundary, lean on the maker economy, and expand into verticals when the base is strong, and the narrow strategy becomes the deepest moat Brief Scout Media can build.</w:t>
+        <w:t>Going narrower is the right call. A newsletter that becomes Chattanooga's trusted champion of its independent businesses, makers, and builders will out-engage and out-monetize a broad general brief, because it owns a passionate, convenable, commercially active community that no ad-funded incumbent can authentically serve. The same focus that draws the community also feeds the revenue: members join the cause, the community gathers and buys at events and markets, makers collaborate on products, and a carefully-walled business-partner program adds B2B revenue — all without ever selling a sentence. Guard the trust boundary, lean on the maker economy, and expand into verticals when the base is strong, and the narrow strategy becomes the deepest moat Brief Insider Media can build.</w:t>
       </w:r>
     </w:p>
     <w:sectPr>
